--- a/Part-Two-Ch10-Backlash-and-Broken-Promises/The Panic of 1873.docx
+++ b/Part-Two-Ch10-Backlash-and-Broken-Promises/The Panic of 1873.docx
@@ -9,25 +9,22 @@
         <w:tblLook w:firstColumn="1" w:firstRow="1" w:lastColumn="0" w:lastRow="0" w:noHBand="0" w:noVBand="1" w:val="04A0"/>
       </w:tblPr>
       <w:tblGrid>
-        <w:gridCol w:w="9936"/>
+        <w:gridCol w:w="10224"/>
       </w:tblGrid>
       <w:tr>
         <w:tc>
           <w:tcPr>
-            <w:tcW w:type="dxa" w:w="9936"/>
+            <w:tcW w:type="dxa" w:w="10224"/>
             <w:shd w:val="clear" w:fill="B1442F"/>
           </w:tcPr>
           <w:p>
-            <w:pPr>
-              <w:jc w:val="left"/>
-            </w:pPr>
             <w:r>
               <w:rPr>
                 <w:b/>
                 <w:color w:val="FFE6DE"/>
                 <w:sz w:val="18"/>
               </w:rPr>
-              <w:t>CHAPTER 10 · DEEP DIVE · A HOUSE DIVIDED</w:t>
+              <w:t>PROMISE &amp; PRACTICE  ·  DEEP DIVE  ·  SOURCE ANALYSIS</w:t>
             </w:r>
           </w:p>
           <w:p>
@@ -35,18 +32,19 @@
               <w:rPr>
                 <w:b/>
                 <w:color w:val="FFFFFF"/>
-                <w:sz w:val="40"/>
+                <w:sz w:val="42"/>
               </w:rPr>
-              <w:t>The Panic of 1873</w:t>
+              <w:t>The Panic of 1873 — A House Divided</w:t>
             </w:r>
           </w:p>
           <w:p>
             <w:r>
               <w:rPr>
+                <w:i/>
                 <w:color w:val="FFE6DE"/>
-                <w:sz w:val="21"/>
+                <w:sz w:val="22"/>
               </w:rPr>
-              <w:t>The economic crash that turned the North's attention away from the freedpeople — and helped doom Reconstruction. 1873.</w:t>
+              <w:t>How a Crash Helped End Reconstruction</w:t>
             </w:r>
           </w:p>
         </w:tc>
@@ -64,7 +62,7 @@
         <w:rPr>
           <w:sz w:val="21"/>
         </w:rPr>
-        <w:t xml:space="preserve">__________________________    </w:t>
+        <w:t xml:space="preserve">______________________________    </w:t>
       </w:r>
       <w:r>
         <w:rPr>
@@ -90,30 +88,177 @@
         <w:rPr>
           <w:sz w:val="21"/>
         </w:rPr>
-        <w:t>______________</w:t>
+        <w:t>________________</w:t>
+      </w:r>
+    </w:p>
+    <w:tbl>
+      <w:tblPr>
+        <w:tblW w:type="auto" w:w="0"/>
+        <w:tblLayout w:type="autofit"/>
+        <w:tblLook w:firstColumn="1" w:firstRow="1" w:lastColumn="0" w:lastRow="0" w:noHBand="0" w:noVBand="1" w:val="04A0"/>
+      </w:tblPr>
+      <w:tblGrid>
+        <w:gridCol w:w="10224"/>
+      </w:tblGrid>
+      <w:tr>
+        <w:tc>
+          <w:tcPr>
+            <w:tcW w:type="dxa" w:w="10224"/>
+            <w:shd w:val="clear" w:fill="f4c04e"/>
+          </w:tcPr>
+          <w:p>
+            <w:r>
+              <w:rPr>
+                <w:b/>
+                <w:color w:val="5A4512"/>
+                <w:sz w:val="19"/>
+              </w:rPr>
+              <w:t xml:space="preserve">WHAT I CAN DO TODAY   </w:t>
+            </w:r>
+            <w:r>
+              <w:rPr>
+                <w:color w:val="5A4512"/>
+                <w:sz w:val="21"/>
+              </w:rPr>
+              <w:t>I can read primary sources about The Panic of 1873 — A House Divided, weigh who made each one and why, and use evidence to answer historical questions.</w:t>
+            </w:r>
+          </w:p>
+        </w:tc>
+      </w:tr>
+    </w:tbl>
+    <w:p>
+      <w:r>
+        <w:rPr>
+          <w:b/>
+          <w:color w:val="B1442F"/>
+        </w:rPr>
+        <w:t xml:space="preserve">Directions. </w:t>
+      </w:r>
+      <w:r>
+        <w:rPr>
+          <w:sz w:val="22"/>
+        </w:rPr>
+        <w:t>The biggest causes aren't always the obvious ones. Trace this one carefully</w:t>
       </w:r>
     </w:p>
     <w:p/>
     <w:p>
       <w:r>
         <w:rPr>
+          <w:b/>
+          <w:color w:val="B1442F"/>
+          <w:sz w:val="26"/>
+        </w:rPr>
+        <w:t>THE SOURCES</w:t>
+      </w:r>
+    </w:p>
+    <w:p>
+      <w:pPr>
+        <w:spacing w:before="160"/>
+      </w:pPr>
+      <w:r>
+        <w:rPr>
+          <w:b/>
+          <w:color w:val="1C1714"/>
+          <w:sz w:val="23"/>
+        </w:rPr>
+        <w:t>THE IMAGE · 1873  —  A run on the banks</w:t>
+      </w:r>
+    </w:p>
+    <w:p>
+      <w:pPr>
+        <w:jc w:val="center"/>
+      </w:pPr>
+      <w:r>
+        <w:drawing>
+          <wp:inline xmlns:a="http://schemas.openxmlformats.org/drawingml/2006/main" xmlns:pic="http://schemas.openxmlformats.org/drawingml/2006/picture">
+            <wp:extent cx="3931920" cy="5093985"/>
+            <wp:docPr id="1" name="Picture 1"/>
+            <wp:cNvGraphicFramePr>
+              <a:graphicFrameLocks noChangeAspect="1"/>
+            </wp:cNvGraphicFramePr>
+            <a:graphic>
+              <a:graphicData uri="http://schemas.openxmlformats.org/drawingml/2006/picture">
+                <pic:pic>
+                  <pic:nvPicPr>
+                    <pic:cNvPr id="0" name="image.jpg"/>
+                    <pic:cNvPicPr/>
+                  </pic:nvPicPr>
+                  <pic:blipFill>
+                    <a:blip r:embed="rId9"/>
+                    <a:stretch>
+                      <a:fillRect/>
+                    </a:stretch>
+                  </pic:blipFill>
+                  <pic:spPr>
+                    <a:xfrm>
+                      <a:off x="0" y="0"/>
+                      <a:ext cx="3931920" cy="5093985"/>
+                    </a:xfrm>
+                    <a:prstGeom prst="rect"/>
+                  </pic:spPr>
+                </pic:pic>
+              </a:graphicData>
+            </a:graphic>
+          </wp:inline>
+        </w:drawing>
+      </w:r>
+    </w:p>
+    <w:p>
+      <w:r>
+        <w:rPr>
+          <w:color w:val="6A6256"/>
+          <w:sz w:val="17"/>
+        </w:rPr>
+        <w:t>“The Panic — Run on the Fourth National Bank, New York, 1873” — wood engraving, public domain (Library of Congress).</w:t>
+      </w:r>
+    </w:p>
+    <w:p>
+      <w:pPr>
+        <w:spacing w:before="160"/>
+      </w:pPr>
+      <w:r>
+        <w:rPr>
+          <w:b/>
+          <w:color w:val="1C1714"/>
+          <w:sz w:val="23"/>
+        </w:rPr>
+        <w:t>SOURCE · THE CHAIN OF EVENTS  —  From Wall Street to the South</w:t>
+      </w:r>
+    </w:p>
+    <w:p>
+      <w:pPr>
+        <w:ind w:left="432"/>
+      </w:pPr>
+      <w:r>
+        <w:rPr>
           <w:i/>
           <w:color w:val="1C1714"/>
           <w:sz w:val="22"/>
         </w:rPr>
-        <w:t>The economic crash that turned the North's attention away from the freedpeople — and helped doom Reconstruction. 1873.</w:t>
+        <w:t>Overbuilt railroads → the failure of Jay Cooke &amp; Co. (Sept. 1873) → stock market closes, thousands of businesses fail, mass unemployment → Northern voters focus on the economy → in 1874, Democrats win control of the House → support for enforcing Reconstruction collapses.</w:t>
+        <w:br/>
+        <w:t>— summarized from the historical record. Public domain</w:t>
       </w:r>
     </w:p>
     <w:p>
-      <w:pPr>
-        <w:spacing w:after="80"/>
-      </w:pPr>
       <w:r>
         <w:rPr>
-          <w:color w:val="1C1714"/>
-          <w:sz w:val="23"/>
+          <w:color w:val="6A6256"/>
+          <w:sz w:val="17"/>
         </w:rPr>
-        <w:t>How can a financial crisis in New York help decide the fate of freedom in the South?</w:t>
+        <w:t>— summarized from the historical record. Public domain.</w:t>
+      </w:r>
+    </w:p>
+    <w:p/>
+    <w:p>
+      <w:r>
+        <w:rPr>
+          <w:b/>
+          <w:color w:val="B1442F"/>
+          <w:sz w:val="26"/>
+        </w:rPr>
+        <w:t>YOUR WORK</w:t>
       </w:r>
     </w:p>
     <w:p>
@@ -123,44 +268,65 @@
       <w:r>
         <w:rPr>
           <w:b/>
-          <w:color w:val="B1442F"/>
-          <w:sz w:val="28"/>
+          <w:color w:val="FFFFFF"/>
+          <w:sz w:val="20"/>
+          <w:shd w:val="clear" w:fill="B1442F"/>
         </w:rPr>
-        <w:t>The Bubble Bursts</w:t>
+        <w:t xml:space="preserve">  QUESTION 1  </w:t>
+      </w:r>
+      <w:r>
+        <w:rPr>
+          <w:b/>
+          <w:color w:val="6A6256"/>
+          <w:sz w:val="18"/>
+        </w:rPr>
+        <w:t xml:space="preserve">   STEP 1 · THE CRASH</w:t>
       </w:r>
     </w:p>
     <w:p>
       <w:r>
         <w:rPr>
-          <w:b/>
-          <w:color w:val="6A6256"/>
-          <w:sz w:val="17"/>
+          <w:b w:val="0"/>
+          <w:color w:val="1C1714"/>
+          <w:sz w:val="23"/>
         </w:rPr>
-        <w:t>SEPTEMBER 1873</w:t>
+        <w:t>In your own words, what caused the Panic of 1873, and how bad did the depression get?</w:t>
       </w:r>
     </w:p>
     <w:p>
       <w:pPr>
-        <w:spacing w:after="80"/>
+        <w:spacing w:after="120"/>
       </w:pPr>
       <w:r>
         <w:rPr>
-          <w:color w:val="1C1714"/>
-          <w:sz w:val="23"/>
+          <w:color w:val="9A9286"/>
+          <w:sz w:val="22"/>
         </w:rPr>
-        <w:t>After the war, the North boomed — especially in railroads, which were built faster than they could ever pay for themselves. It was a bubble. In September 1873, the powerful banking house of Jay Cooke &amp; Company collapsed, and panic swept the markets.</w:t>
+        <w:t>____________________________________________________________________________________________</w:t>
       </w:r>
     </w:p>
     <w:p>
       <w:pPr>
-        <w:spacing w:after="80"/>
+        <w:spacing w:after="120"/>
       </w:pPr>
       <w:r>
         <w:rPr>
-          <w:color w:val="1C1714"/>
-          <w:sz w:val="23"/>
+          <w:color w:val="9A9286"/>
+          <w:sz w:val="22"/>
         </w:rPr>
-        <w:t>The stock exchange closed for ten days. Thousands of businesses failed, and by the depression's depth, perhaps one in four workers in some cities was unemployed. It was the worst economic crisis the nation had yet seen.</w:t>
+        <w:t>____________________________________________________________________________________________</w:t>
+      </w:r>
+    </w:p>
+    <w:p>
+      <w:pPr>
+        <w:spacing w:after="120"/>
+      </w:pPr>
+      <w:r>
+        <w:rPr>
+          <w:color w:val="9A9286"/>
+          <w:sz w:val="22"/>
+        </w:rPr>
+        <w:t>____________________________________________________________________________________________</w:t>
       </w:r>
     </w:p>
     <w:p>
@@ -170,40 +336,77 @@
       <w:r>
         <w:rPr>
           <w:b/>
-          <w:color w:val="B1442F"/>
-          <w:sz w:val="28"/>
+          <w:color w:val="FFFFFF"/>
+          <w:sz w:val="20"/>
+          <w:shd w:val="clear" w:fill="B1442F"/>
         </w:rPr>
-        <w:t>Run on the Banks</w:t>
+        <w:t xml:space="preserve">  QUESTION 2  </w:t>
+      </w:r>
+      <w:r>
+        <w:rPr>
+          <w:b/>
+          <w:color w:val="6A6256"/>
+          <w:sz w:val="18"/>
+        </w:rPr>
+        <w:t xml:space="preserve">   STEP 2 · THE CONNECTION</w:t>
       </w:r>
     </w:p>
     <w:p>
       <w:r>
         <w:rPr>
-          <w:b/>
-          <w:color w:val="6A6256"/>
-          <w:sz w:val="17"/>
+          <w:b w:val="0"/>
+          <w:color w:val="1C1714"/>
+          <w:sz w:val="23"/>
         </w:rPr>
-        <w:t>NEW YORK, 1873</w:t>
+        <w:t>How did the depression weaken support for Reconstruction in the North?</w:t>
       </w:r>
     </w:p>
     <w:p>
+      <w:pPr>
+        <w:spacing w:after="40"/>
+        <w:ind w:left="432"/>
+      </w:pPr>
       <w:r>
         <w:rPr>
-          <w:i/>
-          <w:color w:val="1C1714"/>
           <w:sz w:val="22"/>
         </w:rPr>
-        <w:t>Crowds rushed to pull their money from banks before they failed. The crisis consumed the North's attention — and its sympathy for distant struggles in the South.</w:t>
+        <w:t>☐  A.  it made the North richer and more generous</w:t>
       </w:r>
     </w:p>
     <w:p>
+      <w:pPr>
+        <w:spacing w:after="40"/>
+        <w:ind w:left="432"/>
+      </w:pPr>
       <w:r>
         <w:rPr>
-          <w:i/>
-          <w:color w:val="6A6256"/>
-          <w:sz w:val="17"/>
+          <w:sz w:val="22"/>
         </w:rPr>
-        <w:t>“The Panic — Run on the Fourth National Bank, New York, 1873” — wood engraving, public domain (Library of Congress).</w:t>
+        <w:t>☐  B.  worried about jobs and banks, Northern voters lost interest in enforcing rights in the South</w:t>
+      </w:r>
+    </w:p>
+    <w:p>
+      <w:pPr>
+        <w:spacing w:after="40"/>
+        <w:ind w:left="432"/>
+      </w:pPr>
+      <w:r>
+        <w:rPr>
+          <w:sz w:val="22"/>
+        </w:rPr>
+        <w:t>☐  C.  it had no effect on politics</w:t>
+      </w:r>
+    </w:p>
+    <w:p>
+      <w:pPr>
+        <w:spacing w:after="40"/>
+        <w:ind w:left="432"/>
+      </w:pPr>
+      <w:r>
+        <w:rPr>
+          <w:sz w:val="22"/>
+        </w:rPr>
+        <w:t>☐  D.  it strengthened the Republicans</w:t>
       </w:r>
     </w:p>
     <w:p>
@@ -213,54 +416,65 @@
       <w:r>
         <w:rPr>
           <w:b/>
-          <w:color w:val="B1442F"/>
-          <w:sz w:val="28"/>
+          <w:color w:val="FFFFFF"/>
+          <w:sz w:val="20"/>
+          <w:shd w:val="clear" w:fill="B1442F"/>
         </w:rPr>
-        <w:t>A Nation Turns Inward</w:t>
+        <w:t xml:space="preserve">  QUESTION 3  </w:t>
+      </w:r>
+      <w:r>
+        <w:rPr>
+          <w:b/>
+          <w:color w:val="6A6256"/>
+          <w:sz w:val="18"/>
+        </w:rPr>
+        <w:t xml:space="preserve">   STEP 3 · THE 1874 ELECTION</w:t>
       </w:r>
     </w:p>
     <w:p>
       <w:r>
         <w:rPr>
-          <w:b/>
-          <w:color w:val="6A6256"/>
-          <w:sz w:val="17"/>
+          <w:b w:val="0"/>
+          <w:color w:val="1C1714"/>
+          <w:sz w:val="23"/>
         </w:rPr>
-        <w:t>THE SHIFT</w:t>
+        <w:t>In 1874, angry voters handed Democrats control of the House. Why was this such a serious blow to Reconstruction?</w:t>
       </w:r>
     </w:p>
     <w:p>
       <w:pPr>
-        <w:spacing w:after="80"/>
+        <w:spacing w:after="120"/>
       </w:pPr>
       <w:r>
         <w:rPr>
-          <w:color w:val="1C1714"/>
-          <w:sz w:val="23"/>
+          <w:color w:val="9A9286"/>
+          <w:sz w:val="22"/>
         </w:rPr>
-        <w:t>Here is the connection to Reconstruction. Through the late 1860s, Northern voters had been willing to support federal action to protect freedpeople. But a long, grinding depression changed their priorities.</w:t>
+        <w:t>____________________________________________________________________________________________</w:t>
       </w:r>
     </w:p>
     <w:p>
       <w:pPr>
-        <w:spacing w:after="80"/>
+        <w:spacing w:after="120"/>
       </w:pPr>
       <w:r>
         <w:rPr>
-          <w:color w:val="1C1714"/>
-          <w:sz w:val="23"/>
+          <w:color w:val="9A9286"/>
+          <w:sz w:val="22"/>
         </w:rPr>
-        <w:t>Worried about jobs, banks, and their own survival, Northerners grew tired of the “Southern question.” Protecting Black rights in faraway states felt like an expensive distraction. The political will that had powered Reconstruction began to drain away.</w:t>
+        <w:t>____________________________________________________________________________________________</w:t>
       </w:r>
     </w:p>
     <w:p>
+      <w:pPr>
+        <w:spacing w:after="120"/>
+      </w:pPr>
       <w:r>
         <w:rPr>
-          <w:i/>
-          <w:color w:val="6A6256"/>
-          <w:sz w:val="17"/>
+          <w:color w:val="9A9286"/>
+          <w:sz w:val="22"/>
         </w:rPr>
-        <w:t>Redemption, 1869–77 — map, © ShadowDog Digital Studios (SDS Digital Collection).</w:t>
+        <w:t>____________________________________________________________________________________________</w:t>
       </w:r>
     </w:p>
     <w:p>
@@ -270,80 +484,91 @@
       <w:r>
         <w:rPr>
           <w:b/>
-          <w:color w:val="B1442F"/>
-          <w:sz w:val="28"/>
+          <w:color w:val="FFFFFF"/>
+          <w:sz w:val="20"/>
+          <w:shd w:val="clear" w:fill="B1442F"/>
         </w:rPr>
-        <w:t>Causes Aren't Always Obvious</w:t>
+        <w:t xml:space="preserve">  QUESTION 4  </w:t>
+      </w:r>
+      <w:r>
+        <w:rPr>
+          <w:b/>
+          <w:color w:val="6A6256"/>
+          <w:sz w:val="18"/>
+        </w:rPr>
+        <w:t xml:space="preserve">   STEP 4 · SURPRISING CAUSES</w:t>
       </w:r>
     </w:p>
     <w:p>
       <w:r>
         <w:rPr>
-          <w:b/>
-          <w:color w:val="6A6256"/>
-          <w:sz w:val="17"/>
+          <w:b w:val="0"/>
+          <w:color w:val="1C1714"/>
+          <w:sz w:val="23"/>
         </w:rPr>
-        <w:t>WHY IT MATTERS</w:t>
+        <w:t>The Panic of 1873 had “nothing to do with race,” yet it helped doom Reconstruction. In three or four sentences, explain what this teaches about how historical causes work — and why we must look beyond the obvious.</w:t>
       </w:r>
     </w:p>
     <w:p>
       <w:pPr>
-        <w:spacing w:after="80"/>
+        <w:spacing w:after="120"/>
       </w:pPr>
       <w:r>
         <w:rPr>
-          <w:color w:val="1C1714"/>
-          <w:sz w:val="23"/>
+          <w:color w:val="9A9286"/>
+          <w:sz w:val="22"/>
         </w:rPr>
-        <w:t>This is an important lesson about causation. The end of Reconstruction had many causes — terror, court rulings, exhaustion — but one of the biggest was an event that had nothing directly to do with race at all: an economic depression.</w:t>
+        <w:t>____________________________________________________________________________________________</w:t>
       </w:r>
     </w:p>
     <w:p>
       <w:pPr>
-        <w:spacing w:after="80"/>
+        <w:spacing w:after="120"/>
       </w:pPr>
       <w:r>
         <w:rPr>
-          <w:color w:val="1C1714"/>
-          <w:sz w:val="23"/>
+          <w:color w:val="9A9286"/>
+          <w:sz w:val="22"/>
         </w:rPr>
-        <w:t>In the 1874 elections, Northern voters, angry about the economy, swept Democrats into control of the House. The coalition that had protected freedom was broken — and the clock on Reconstruction began to run out.</w:t>
+        <w:t>____________________________________________________________________________________________</w:t>
       </w:r>
     </w:p>
     <w:p>
       <w:pPr>
-        <w:spacing w:before="200"/>
+        <w:spacing w:after="120"/>
       </w:pPr>
       <w:r>
         <w:rPr>
-          <w:b/>
-          <w:color w:val="B1442F"/>
-          <w:sz w:val="28"/>
+          <w:color w:val="9A9286"/>
+          <w:sz w:val="22"/>
         </w:rPr>
-        <w:t>Trace an Indirect Cause</w:t>
+        <w:t>____________________________________________________________________________________________</w:t>
       </w:r>
     </w:p>
     <w:p>
+      <w:pPr>
+        <w:spacing w:after="120"/>
+      </w:pPr>
       <w:r>
         <w:rPr>
-          <w:b/>
-          <w:color w:val="6A6256"/>
-          <w:sz w:val="17"/>
+          <w:color w:val="9A9286"/>
+          <w:sz w:val="22"/>
         </w:rPr>
-        <w:t>YOUR TURN</w:t>
+        <w:t>____________________________________________________________________________________________</w:t>
       </w:r>
     </w:p>
     <w:p>
+      <w:pPr>
+        <w:spacing w:after="120"/>
+      </w:pPr>
       <w:r>
         <w:rPr>
-          <w:i/>
-          <w:color w:val="1C1714"/>
+          <w:color w:val="9A9286"/>
           <w:sz w:val="22"/>
         </w:rPr>
-        <w:t>You'll connect an economic crash to the fate of Reconstruction and practice causation — including how indirect, surprising causes can shape great events.</w:t>
+        <w:t>____________________________________________________________________________________________</w:t>
       </w:r>
     </w:p>
-    <w:p/>
     <w:p>
       <w:pPr>
         <w:jc w:val="center"/>
@@ -356,9 +581,160 @@
         <w:t>Promise &amp; Practice · ShadowDog Digital Studios · Unit 2</w:t>
       </w:r>
     </w:p>
+    <w:p>
+      <w:r>
+        <w:br w:type="page"/>
+      </w:r>
+    </w:p>
+    <w:tbl>
+      <w:tblPr>
+        <w:tblW w:type="auto" w:w="0"/>
+        <w:tblLayout w:type="autofit"/>
+        <w:tblLook w:firstColumn="1" w:firstRow="1" w:lastColumn="0" w:lastRow="0" w:noHBand="0" w:noVBand="1" w:val="04A0"/>
+      </w:tblPr>
+      <w:tblGrid>
+        <w:gridCol w:w="10224"/>
+      </w:tblGrid>
+      <w:tr>
+        <w:tc>
+          <w:tcPr>
+            <w:tcW w:type="dxa" w:w="10224"/>
+            <w:shd w:val="clear" w:fill="2c2219"/>
+          </w:tcPr>
+          <w:p>
+            <w:r>
+              <w:rPr>
+                <w:b/>
+                <w:color w:val="F0A184"/>
+                <w:sz w:val="28"/>
+              </w:rPr>
+              <w:t>TEACHER ANSWER KEY  —  The Panic of 1873 — A House Divided</w:t>
+            </w:r>
+          </w:p>
+        </w:tc>
+      </w:tr>
+    </w:tbl>
+    <w:p/>
+    <w:p>
+      <w:r>
+        <w:rPr>
+          <w:b/>
+          <w:color w:val="B1442F"/>
+          <w:sz w:val="22"/>
+        </w:rPr>
+        <w:t xml:space="preserve">QUESTION 1:  </w:t>
+      </w:r>
+      <w:r>
+        <w:rPr>
+          <w:sz w:val="22"/>
+        </w:rPr>
+        <w:t>Open response.</w:t>
+      </w:r>
+    </w:p>
+    <w:p>
+      <w:pPr>
+        <w:ind w:left="432"/>
+      </w:pPr>
+      <w:r>
+        <w:rPr>
+          <w:i/>
+          <w:color w:val="6A6256"/>
+          <w:sz w:val="21"/>
+        </w:rPr>
+        <w:t>Look for a response along the lines of: “The Panic was caused by…; the depression was so bad that…”</w:t>
+      </w:r>
+    </w:p>
+    <w:p>
+      <w:r>
+        <w:rPr>
+          <w:b/>
+          <w:color w:val="B1442F"/>
+          <w:sz w:val="22"/>
+        </w:rPr>
+        <w:t xml:space="preserve">QUESTION 2:  </w:t>
+      </w:r>
+      <w:r>
+        <w:rPr>
+          <w:b/>
+          <w:sz w:val="22"/>
+        </w:rPr>
+        <w:t>Correct — B. worried about jobs and banks, Northern voters lost interest in enforcing rights in the South</w:t>
+      </w:r>
+    </w:p>
+    <w:p>
+      <w:pPr>
+        <w:ind w:left="432"/>
+      </w:pPr>
+      <w:r>
+        <w:rPr>
+          <w:i/>
+          <w:color w:val="6A6256"/>
+          <w:sz w:val="21"/>
+        </w:rPr>
+        <w:t>Right. Facing unemployment and failing banks, Northern voters focused on their own economic survival and lost interest in enforcing Black rights far away in the South.</w:t>
+      </w:r>
+    </w:p>
+    <w:p>
+      <w:r>
+        <w:rPr>
+          <w:b/>
+          <w:color w:val="B1442F"/>
+          <w:sz w:val="22"/>
+        </w:rPr>
+        <w:t xml:space="preserve">QUESTION 3:  </w:t>
+      </w:r>
+      <w:r>
+        <w:rPr>
+          <w:sz w:val="22"/>
+        </w:rPr>
+        <w:t>Open response.</w:t>
+      </w:r>
+    </w:p>
+    <w:p>
+      <w:pPr>
+        <w:ind w:left="432"/>
+      </w:pPr>
+      <w:r>
+        <w:rPr>
+          <w:i/>
+          <w:color w:val="6A6256"/>
+          <w:sz w:val="21"/>
+        </w:rPr>
+        <w:t>Look for a response along the lines of: “Democratic control of the House mattered because…”</w:t>
+      </w:r>
+    </w:p>
+    <w:p>
+      <w:r>
+        <w:rPr>
+          <w:b/>
+          <w:color w:val="B1442F"/>
+          <w:sz w:val="22"/>
+        </w:rPr>
+        <w:t xml:space="preserve">QUESTION 4:  </w:t>
+      </w:r>
+      <w:r>
+        <w:rPr>
+          <w:sz w:val="22"/>
+        </w:rPr>
+        <w:t>Open response.</w:t>
+      </w:r>
+    </w:p>
+    <w:p>
+      <w:pPr>
+        <w:ind w:left="432"/>
+      </w:pPr>
+      <w:r>
+        <w:rPr>
+          <w:i/>
+          <w:color w:val="6A6256"/>
+          <w:sz w:val="21"/>
+        </w:rPr>
+        <w:t>Look for a response along the lines of: “This shows that causes of great events…”</w:t>
+      </w:r>
+    </w:p>
     <w:sectPr>
       <w:pgSz w:w="12240" w:h="15840"/>
-      <w:pgMar w:top="1152" w:right="1152" w:bottom="1152" w:left="1152" w:header="720" w:footer="720" w:gutter="0"/>
+      <w:pgMar w:top="1008" w:right="1008" w:bottom="1008" w:left="1008" w:header="720" w:footer="720" w:gutter="0"/>
       <w:cols w:space="720"/>
       <w:docGrid w:linePitch="360"/>
     </w:sectPr>
